--- a/formatos/5.CONTRATO DEL PASANTE.docx
+++ b/formatos/5.CONTRATO DEL PASANTE.docx
@@ -1,6 +1,6 @@
 
 <file path=word/document.xml><?xml version="1.0" encoding="utf-8"?>
-<w:document xmlns:wpc="http://schemas.microsoft.com/office/word/2010/wordprocessingCanvas" xmlns:mc="http://schemas.openxmlformats.org/markup-compatibility/2006" xmlns:o="urn:schemas-microsoft-com:office:office" xmlns:r="http://schemas.openxmlformats.org/officeDocument/2006/relationships" xmlns:m="http://schemas.openxmlformats.org/officeDocument/2006/math" xmlns:v="urn:schemas-microsoft-com:vml" xmlns:wp14="http://schemas.microsoft.com/office/word/2010/wordprocessingDrawing" xmlns:wp="http://schemas.openxmlformats.org/drawingml/2006/wordprocessingDrawing" xmlns:w10="urn:schemas-microsoft-com:office:word" xmlns:w="http://schemas.openxmlformats.org/wordprocessingml/2006/main" xmlns:w14="http://schemas.microsoft.com/office/word/2010/wordml" xmlns:w15="http://schemas.microsoft.com/office/word/2012/wordml" xmlns:wpg="http://schemas.microsoft.com/office/word/2010/wordprocessingGroup" xmlns:wpi="http://schemas.microsoft.com/office/word/2010/wordprocessingInk" xmlns:wne="http://schemas.microsoft.com/office/word/2006/wordml" xmlns:wps="http://schemas.microsoft.com/office/word/2010/wordprocessingShape" mc:Ignorable="w14 w15 wp14">
+<w:document xmlns:wpc="http://schemas.microsoft.com/office/word/2010/wordprocessingCanvas" xmlns:cx="http://schemas.microsoft.com/office/drawing/2014/chartex" xmlns:mc="http://schemas.openxmlformats.org/markup-compatibility/2006" xmlns:o="urn:schemas-microsoft-com:office:office" xmlns:r="http://schemas.openxmlformats.org/officeDocument/2006/relationships" xmlns:m="http://schemas.openxmlformats.org/officeDocument/2006/math" xmlns:v="urn:schemas-microsoft-com:vml" xmlns:wp14="http://schemas.microsoft.com/office/word/2010/wordprocessingDrawing" xmlns:wp="http://schemas.openxmlformats.org/drawingml/2006/wordprocessingDrawing" xmlns:w10="urn:schemas-microsoft-com:office:word" xmlns:w="http://schemas.openxmlformats.org/wordprocessingml/2006/main" xmlns:w14="http://schemas.microsoft.com/office/word/2010/wordml" xmlns:w15="http://schemas.microsoft.com/office/word/2012/wordml" xmlns:w16se="http://schemas.microsoft.com/office/word/2015/wordml/symex" xmlns:wpg="http://schemas.microsoft.com/office/word/2010/wordprocessingGroup" xmlns:wpi="http://schemas.microsoft.com/office/word/2010/wordprocessingInk" xmlns:wne="http://schemas.microsoft.com/office/word/2006/wordml" xmlns:wps="http://schemas.microsoft.com/office/word/2010/wordprocessingShape" mc:Ignorable="w14 w15 w16se wp14">
   <w:body>
     <w:p>
       <w:pPr>
@@ -23,7 +23,7 @@
       <w:r>
         <w:rPr>
           <w:noProof/>
-          <w:lang w:val="es-VE" w:eastAsia="es-VE"/>
+          <w:lang w:val="es-ES" w:eastAsia="es-ES"/>
         </w:rPr>
         <mc:AlternateContent>
           <mc:Choice Requires="wps">
@@ -227,6 +227,7 @@
           <w:b/>
         </w:rPr>
       </w:pPr>
+      <w:proofErr w:type="gramStart"/>
       <w:r>
         <w:rPr>
           <w:rFonts w:ascii="Arial" w:hAnsi="Arial" w:cs="Arial"/>
@@ -237,13 +238,64 @@
         <w:rPr>
           <w:rFonts w:ascii="Arial" w:hAnsi="Arial" w:cs="Arial"/>
         </w:rPr>
-        <w:t xml:space="preserve"> _________________________________________</w:t>
-      </w:r>
-      <w:r>
-        <w:rPr>
-          <w:rFonts w:ascii="Arial" w:hAnsi="Arial" w:cs="Arial"/>
-        </w:rPr>
-        <w:t xml:space="preserve">, portador </w:t>
+        <w:t xml:space="preserve"> </w:t>
+      </w:r>
+      <w:r>
+        <w:rPr>
+          <w:rFonts w:ascii="Arial" w:hAnsi="Arial" w:cs="Arial"/>
+        </w:rPr>
+        <w:t xml:space="preserve"> </w:t>
+      </w:r>
+      <w:r>
+        <w:rPr>
+          <w:rFonts w:ascii="Arial" w:hAnsi="Arial" w:cs="Arial"/>
+        </w:rPr>
+        <w:t>{</w:t>
+      </w:r>
+      <w:proofErr w:type="gramEnd"/>
+      <w:r>
+        <w:rPr>
+          <w:rFonts w:ascii="Arial" w:hAnsi="Arial" w:cs="Arial"/>
+        </w:rPr>
+        <w:t>{</w:t>
+      </w:r>
+      <w:r>
+        <w:rPr>
+          <w:rFonts w:ascii="Arial" w:hAnsi="Arial" w:cs="Arial"/>
+        </w:rPr>
+        <w:t xml:space="preserve"> estudiante | completo | </w:t>
+      </w:r>
+      <w:proofErr w:type="spellStart"/>
+      <w:r>
+        <w:rPr>
+          <w:rFonts w:ascii="Arial" w:hAnsi="Arial" w:cs="Arial"/>
+        </w:rPr>
+        <w:t>capitalize</w:t>
+      </w:r>
+      <w:proofErr w:type="spellEnd"/>
+      <w:r>
+        <w:rPr>
+          <w:rFonts w:ascii="Arial" w:hAnsi="Arial" w:cs="Arial"/>
+        </w:rPr>
+        <w:t xml:space="preserve"> </w:t>
+      </w:r>
+      <w:r>
+        <w:rPr>
+          <w:rFonts w:ascii="Arial" w:hAnsi="Arial" w:cs="Arial"/>
+        </w:rPr>
+        <w:t>}}</w:t>
+      </w:r>
+      <w:r>
+        <w:rPr>
+          <w:rFonts w:ascii="Arial" w:hAnsi="Arial" w:cs="Arial"/>
+        </w:rPr>
+        <w:t>,</w:t>
+      </w:r>
+      <w:r>
+        <w:rPr>
+          <w:rFonts w:ascii="Arial" w:hAnsi="Arial" w:cs="Arial"/>
+        </w:rPr>
+        <w:t xml:space="preserve"> portador </w:t>
       </w:r>
       <w:r>
         <w:rPr>
@@ -261,7 +313,27 @@
         <w:rPr>
           <w:rFonts w:ascii="Arial" w:hAnsi="Arial" w:cs="Arial"/>
         </w:rPr>
-        <w:t>____________________</w:t>
+        <w:t xml:space="preserve"> </w:t>
+      </w:r>
+      <w:r>
+        <w:rPr>
+          <w:rFonts w:ascii="Arial" w:hAnsi="Arial" w:cs="Arial"/>
+        </w:rPr>
+        <w:t xml:space="preserve">V- {{ </w:t>
+      </w:r>
+      <w:proofErr w:type="spellStart"/>
+      <w:r>
+        <w:rPr>
+          <w:rFonts w:ascii="Arial" w:hAnsi="Arial" w:cs="Arial"/>
+        </w:rPr>
+        <w:t>estudiante.cedula</w:t>
+      </w:r>
+      <w:proofErr w:type="spellEnd"/>
+      <w:r>
+        <w:rPr>
+          <w:rFonts w:ascii="Arial" w:hAnsi="Arial" w:cs="Arial"/>
+        </w:rPr>
+        <w:t xml:space="preserve"> | miles}}</w:t>
       </w:r>
       <w:r>
         <w:rPr>
@@ -284,8 +356,25 @@
       <w:r>
         <w:rPr>
           <w:rFonts w:ascii="Arial" w:hAnsi="Arial" w:cs="Arial"/>
-        </w:rPr>
-        <w:t>________________________</w:t>
+          <w:u w:val="single"/>
+        </w:rPr>
+        <w:t xml:space="preserve">{{ carrera | </w:t>
+      </w:r>
+      <w:proofErr w:type="spellStart"/>
+      <w:r>
+        <w:rPr>
+          <w:rFonts w:ascii="Arial" w:hAnsi="Arial" w:cs="Arial"/>
+          <w:u w:val="single"/>
+        </w:rPr>
+        <w:t>upper</w:t>
+      </w:r>
+      <w:proofErr w:type="spellEnd"/>
+      <w:r>
+        <w:rPr>
+          <w:rFonts w:ascii="Arial" w:hAnsi="Arial" w:cs="Arial"/>
+          <w:u w:val="single"/>
+        </w:rPr>
+        <w:t xml:space="preserve"> }}</w:t>
       </w:r>
       <w:r>
         <w:rPr>
@@ -302,8 +391,34 @@
       <w:r>
         <w:rPr>
           <w:rFonts w:ascii="Arial" w:hAnsi="Arial" w:cs="Arial"/>
-        </w:rPr>
-        <w:t xml:space="preserve">_______ </w:t>
+          <w:u w:val="single"/>
+          <w:lang w:val="es-MX"/>
+        </w:rPr>
+        <w:t xml:space="preserve">{{ semestre | romanos | </w:t>
+      </w:r>
+      <w:proofErr w:type="spellStart"/>
+      <w:r>
+        <w:rPr>
+          <w:rFonts w:ascii="Arial" w:hAnsi="Arial" w:cs="Arial"/>
+          <w:u w:val="single"/>
+          <w:lang w:val="es-MX"/>
+        </w:rPr>
+        <w:t>upper</w:t>
+      </w:r>
+      <w:proofErr w:type="spellEnd"/>
+      <w:r>
+        <w:rPr>
+          <w:rFonts w:ascii="Arial" w:hAnsi="Arial" w:cs="Arial"/>
+          <w:u w:val="single"/>
+          <w:lang w:val="es-MX"/>
+        </w:rPr>
+        <w:t xml:space="preserve"> }}</w:t>
+      </w:r>
+      <w:r>
+        <w:rPr>
+          <w:rFonts w:ascii="Arial" w:hAnsi="Arial" w:cs="Arial"/>
+        </w:rPr>
+        <w:t xml:space="preserve"> </w:t>
       </w:r>
       <w:r>
         <w:rPr>
@@ -314,26 +429,9 @@
       <w:r>
         <w:rPr>
           <w:rFonts w:ascii="Arial" w:hAnsi="Arial" w:cs="Arial"/>
-        </w:rPr>
-        <w:t>___</w:t>
-      </w:r>
-      <w:r>
-        <w:rPr>
-          <w:rFonts w:ascii="Arial" w:hAnsi="Arial" w:cs="Arial"/>
-        </w:rPr>
-        <w:t>__</w:t>
-      </w:r>
-      <w:r>
-        <w:rPr>
-          <w:rFonts w:ascii="Arial" w:hAnsi="Arial" w:cs="Arial"/>
-        </w:rPr>
-        <w:t>_</w:t>
-      </w:r>
-      <w:r>
-        <w:rPr>
-          <w:rFonts w:ascii="Arial" w:hAnsi="Arial" w:cs="Arial"/>
-        </w:rPr>
-        <w:t>____</w:t>
+          <w:u w:val="single"/>
+        </w:rPr>
+        <w:t>{{lapso}}</w:t>
       </w:r>
       <w:r>
         <w:rPr>
@@ -357,7 +455,53 @@
         <w:rPr>
           <w:rFonts w:ascii="Arial" w:hAnsi="Arial" w:cs="Arial"/>
         </w:rPr>
-        <w:t>________________________________________</w:t>
+        <w:t xml:space="preserve"> </w:t>
+      </w:r>
+      <w:r>
+        <w:rPr>
+          <w:rFonts w:ascii="Arial" w:hAnsi="Arial" w:cs="Arial"/>
+          <w:u w:val="single"/>
+        </w:rPr>
+        <w:t>{{</w:t>
+      </w:r>
+      <w:r>
+        <w:rPr>
+          <w:rFonts w:ascii="Arial" w:hAnsi="Arial" w:cs="Arial"/>
+          <w:u w:val="single"/>
+        </w:rPr>
+        <w:t xml:space="preserve"> </w:t>
+      </w:r>
+      <w:proofErr w:type="spellStart"/>
+      <w:r>
+        <w:rPr>
+          <w:rFonts w:ascii="Arial" w:hAnsi="Arial" w:cs="Arial"/>
+          <w:u w:val="single"/>
+        </w:rPr>
+        <w:t>empresa.razon_social</w:t>
+      </w:r>
+      <w:proofErr w:type="spellEnd"/>
+      <w:r>
+        <w:rPr>
+          <w:rFonts w:ascii="Arial" w:hAnsi="Arial" w:cs="Arial"/>
+          <w:u w:val="single"/>
+        </w:rPr>
+        <w:t xml:space="preserve"> | </w:t>
+      </w:r>
+      <w:proofErr w:type="spellStart"/>
+      <w:r>
+        <w:rPr>
+          <w:rFonts w:ascii="Arial" w:hAnsi="Arial" w:cs="Arial"/>
+          <w:u w:val="single"/>
+        </w:rPr>
+        <w:t>capitalize</w:t>
+      </w:r>
+      <w:proofErr w:type="spellEnd"/>
+      <w:r>
+        <w:rPr>
+          <w:rFonts w:ascii="Arial" w:hAnsi="Arial" w:cs="Arial"/>
+          <w:u w:val="single"/>
+        </w:rPr>
+        <w:t>}}</w:t>
       </w:r>
       <w:r>
         <w:rPr>
@@ -382,35 +526,7 @@
         <w:rPr>
           <w:rFonts w:ascii="Arial" w:hAnsi="Arial" w:cs="Arial"/>
         </w:rPr>
-        <w:t>_____</w:t>
-      </w:r>
-      <w:r>
-        <w:rPr>
-          <w:rFonts w:ascii="Arial" w:hAnsi="Arial" w:cs="Arial"/>
-          <w:b/>
-        </w:rPr>
-        <w:t>/</w:t>
-      </w:r>
-      <w:r>
-        <w:rPr>
-          <w:rFonts w:ascii="Arial" w:hAnsi="Arial" w:cs="Arial"/>
-          <w:b/>
-        </w:rPr>
-        <w:t>_____</w:t>
-      </w:r>
-      <w:r>
-        <w:rPr>
-          <w:rFonts w:ascii="Arial" w:hAnsi="Arial" w:cs="Arial"/>
-          <w:b/>
-        </w:rPr>
-        <w:t>/</w:t>
-      </w:r>
-      <w:r>
-        <w:rPr>
-          <w:rFonts w:ascii="Arial" w:hAnsi="Arial" w:cs="Arial"/>
-          <w:b/>
-        </w:rPr>
-        <w:t>_____</w:t>
+        <w:t>{{ inicio }}</w:t>
       </w:r>
       <w:r>
         <w:rPr>
@@ -422,42 +538,7 @@
         <w:rPr>
           <w:rFonts w:ascii="Arial" w:hAnsi="Arial" w:cs="Arial"/>
         </w:rPr>
-        <w:t>_____</w:t>
-      </w:r>
-      <w:r>
-        <w:rPr>
-          <w:rFonts w:ascii="Arial" w:hAnsi="Arial" w:cs="Arial"/>
-          <w:b/>
-        </w:rPr>
-        <w:t>/</w:t>
-      </w:r>
-      <w:r>
-        <w:rPr>
-          <w:rFonts w:ascii="Arial" w:hAnsi="Arial" w:cs="Arial"/>
-          <w:b/>
-        </w:rPr>
-        <w:t>_____</w:t>
-      </w:r>
-      <w:r>
-        <w:rPr>
-          <w:rFonts w:ascii="Arial" w:hAnsi="Arial" w:cs="Arial"/>
-          <w:b/>
-        </w:rPr>
-        <w:t>/</w:t>
-      </w:r>
-      <w:r>
-        <w:rPr>
-          <w:rFonts w:ascii="Arial" w:hAnsi="Arial" w:cs="Arial"/>
-          <w:b/>
-        </w:rPr>
-        <w:t>___</w:t>
-      </w:r>
-      <w:r>
-        <w:rPr>
-          <w:rFonts w:ascii="Arial" w:hAnsi="Arial" w:cs="Arial"/>
-          <w:b/>
-        </w:rPr>
-        <w:t>__</w:t>
+        <w:t>{{ final }}</w:t>
       </w:r>
       <w:r>
         <w:rPr>
@@ -862,32 +943,87 @@
         <w:rPr>
           <w:rFonts w:ascii="Arial" w:hAnsi="Arial" w:cs="Arial"/>
         </w:rPr>
-        <w:t>_______________</w:t>
-      </w:r>
+        <w:t>Barinas,</w:t>
+      </w:r>
+      <w:r>
+        <w:rPr>
+          <w:rFonts w:ascii="Arial" w:hAnsi="Arial" w:cs="Arial"/>
+        </w:rPr>
+        <w:t xml:space="preserve"> a</w:t>
+      </w:r>
+      <w:r>
+        <w:rPr>
+          <w:rFonts w:ascii="Arial" w:hAnsi="Arial" w:cs="Arial"/>
+        </w:rPr>
+        <w:t xml:space="preserve"> los   días del </w:t>
+      </w:r>
+      <w:r>
+        <w:rPr>
+          <w:rFonts w:ascii="Arial" w:hAnsi="Arial" w:cs="Arial"/>
+        </w:rPr>
+        <w:t xml:space="preserve">mes de </w:t>
+      </w:r>
+      <w:proofErr w:type="gramStart"/>
       <w:r>
         <w:rPr>
           <w:rFonts w:ascii="Arial" w:hAnsi="Arial" w:cs="Arial"/>
           <w:u w:val="single"/>
         </w:rPr>
-        <w:t>,</w:t>
-      </w:r>
-      <w:r>
-        <w:rPr>
-          <w:rFonts w:ascii="Arial" w:hAnsi="Arial" w:cs="Arial"/>
-        </w:rPr>
-        <w:t xml:space="preserve">  a los   días del </w:t>
-      </w:r>
-      <w:r>
-        <w:rPr>
-          <w:rFonts w:ascii="Arial" w:hAnsi="Arial" w:cs="Arial"/>
-        </w:rPr>
-        <w:t xml:space="preserve">mes de ____________, del año </w:t>
-      </w:r>
-      <w:r>
-        <w:rPr>
-          <w:rFonts w:ascii="Arial" w:hAnsi="Arial" w:cs="Arial"/>
-        </w:rPr>
-        <w:t>2025.</w:t>
+        <w:t>{{</w:t>
+      </w:r>
+      <w:r>
+        <w:rPr>
+          <w:rFonts w:ascii="Arial" w:hAnsi="Arial" w:cs="Arial"/>
+          <w:u w:val="single"/>
+        </w:rPr>
+        <w:t xml:space="preserve"> hoy</w:t>
+      </w:r>
+      <w:proofErr w:type="gramEnd"/>
+      <w:r>
+        <w:rPr>
+          <w:rFonts w:ascii="Arial" w:hAnsi="Arial" w:cs="Arial"/>
+          <w:u w:val="single"/>
+        </w:rPr>
+        <w:t xml:space="preserve"> | mes </w:t>
+      </w:r>
+      <w:r>
+        <w:rPr>
+          <w:rFonts w:ascii="Arial" w:hAnsi="Arial" w:cs="Arial"/>
+          <w:u w:val="single"/>
+        </w:rPr>
+        <w:t>}}</w:t>
+      </w:r>
+      <w:r>
+        <w:rPr>
+          <w:rFonts w:ascii="Arial" w:hAnsi="Arial" w:cs="Arial"/>
+        </w:rPr>
+        <w:t xml:space="preserve">, del año </w:t>
+      </w:r>
+      <w:r>
+        <w:rPr>
+          <w:rFonts w:ascii="Arial" w:hAnsi="Arial" w:cs="Arial"/>
+        </w:rPr>
+        <w:t xml:space="preserve">{{ </w:t>
+      </w:r>
+      <w:proofErr w:type="spellStart"/>
+      <w:r>
+        <w:rPr>
+          <w:rFonts w:ascii="Arial" w:hAnsi="Arial" w:cs="Arial"/>
+        </w:rPr>
+        <w:t>hoy.year</w:t>
+      </w:r>
+      <w:proofErr w:type="spellEnd"/>
+      <w:r>
+        <w:rPr>
+          <w:rFonts w:ascii="Arial" w:hAnsi="Arial" w:cs="Arial"/>
+        </w:rPr>
+        <w:t xml:space="preserve"> }}</w:t>
+      </w:r>
+      <w:r>
+        <w:rPr>
+          <w:rFonts w:ascii="Arial" w:hAnsi="Arial" w:cs="Arial"/>
+        </w:rPr>
+        <w:t>.</w:t>
       </w:r>
     </w:p>
     <w:p>
@@ -999,14 +1135,13 @@
         <w:rPr>
           <w:rFonts w:ascii="Arial" w:hAnsi="Arial" w:cs="Arial"/>
         </w:rPr>
-        <w:t>Refrendado por</w:t>
-      </w:r>
-      <w:proofErr w:type="gramStart"/>
-      <w:r>
-        <w:rPr>
-          <w:rFonts w:ascii="Arial" w:hAnsi="Arial" w:cs="Arial"/>
-        </w:rPr>
-        <w:t>:</w:t>
+        <w:t>Refrendado por:</w:t>
+      </w:r>
+      <w:r>
+        <w:rPr>
+          <w:rFonts w:ascii="Arial" w:hAnsi="Arial" w:cs="Arial"/>
+        </w:rPr>
+        <w:t xml:space="preserve"> </w:t>
       </w:r>
       <w:bookmarkStart w:id="0" w:name="_GoBack"/>
       <w:bookmarkEnd w:id="0"/>
@@ -1014,14 +1149,7 @@
         <w:rPr>
           <w:rFonts w:ascii="Arial" w:hAnsi="Arial" w:cs="Arial"/>
         </w:rPr>
-        <w:t>_</w:t>
-      </w:r>
-      <w:proofErr w:type="gramEnd"/>
-      <w:r>
-        <w:rPr>
-          <w:rFonts w:ascii="Arial" w:hAnsi="Arial" w:cs="Arial"/>
-        </w:rPr>
-        <w:t>_______________________</w:t>
+        <w:t>________________________</w:t>
       </w:r>
       <w:r>
         <w:rPr>
@@ -1097,7 +1225,7 @@
 </file>
 
 <file path=word/endnotes.xml><?xml version="1.0" encoding="utf-8"?>
-<w:endnotes xmlns:wpc="http://schemas.microsoft.com/office/word/2010/wordprocessingCanvas" xmlns:mc="http://schemas.openxmlformats.org/markup-compatibility/2006" xmlns:o="urn:schemas-microsoft-com:office:office" xmlns:r="http://schemas.openxmlformats.org/officeDocument/2006/relationships" xmlns:m="http://schemas.openxmlformats.org/officeDocument/2006/math" xmlns:v="urn:schemas-microsoft-com:vml" xmlns:wp14="http://schemas.microsoft.com/office/word/2010/wordprocessingDrawing" xmlns:wp="http://schemas.openxmlformats.org/drawingml/2006/wordprocessingDrawing" xmlns:w10="urn:schemas-microsoft-com:office:word" xmlns:w="http://schemas.openxmlformats.org/wordprocessingml/2006/main" xmlns:w14="http://schemas.microsoft.com/office/word/2010/wordml" xmlns:w15="http://schemas.microsoft.com/office/word/2012/wordml" xmlns:wpg="http://schemas.microsoft.com/office/word/2010/wordprocessingGroup" xmlns:wpi="http://schemas.microsoft.com/office/word/2010/wordprocessingInk" xmlns:wne="http://schemas.microsoft.com/office/word/2006/wordml" xmlns:wps="http://schemas.microsoft.com/office/word/2010/wordprocessingShape" mc:Ignorable="w14 w15 wp14">
+<w:endnotes xmlns:wpc="http://schemas.microsoft.com/office/word/2010/wordprocessingCanvas" xmlns:cx="http://schemas.microsoft.com/office/drawing/2014/chartex" xmlns:mc="http://schemas.openxmlformats.org/markup-compatibility/2006" xmlns:o="urn:schemas-microsoft-com:office:office" xmlns:r="http://schemas.openxmlformats.org/officeDocument/2006/relationships" xmlns:m="http://schemas.openxmlformats.org/officeDocument/2006/math" xmlns:v="urn:schemas-microsoft-com:vml" xmlns:wp14="http://schemas.microsoft.com/office/word/2010/wordprocessingDrawing" xmlns:wp="http://schemas.openxmlformats.org/drawingml/2006/wordprocessingDrawing" xmlns:w10="urn:schemas-microsoft-com:office:word" xmlns:w="http://schemas.openxmlformats.org/wordprocessingml/2006/main" xmlns:w14="http://schemas.microsoft.com/office/word/2010/wordml" xmlns:w15="http://schemas.microsoft.com/office/word/2012/wordml" xmlns:w16se="http://schemas.microsoft.com/office/word/2015/wordml/symex" xmlns:wpg="http://schemas.microsoft.com/office/word/2010/wordprocessingGroup" xmlns:wpi="http://schemas.microsoft.com/office/word/2010/wordprocessingInk" xmlns:wne="http://schemas.microsoft.com/office/word/2006/wordml" xmlns:wps="http://schemas.microsoft.com/office/word/2010/wordprocessingShape" mc:Ignorable="w14 w15 w16se wp14">
   <w:endnote w:type="separator" w:id="-1">
     <w:p>
       <w:r>
@@ -1116,7 +1244,7 @@
 </file>
 
 <file path=word/footnotes.xml><?xml version="1.0" encoding="utf-8"?>
-<w:footnotes xmlns:wpc="http://schemas.microsoft.com/office/word/2010/wordprocessingCanvas" xmlns:mc="http://schemas.openxmlformats.org/markup-compatibility/2006" xmlns:o="urn:schemas-microsoft-com:office:office" xmlns:r="http://schemas.openxmlformats.org/officeDocument/2006/relationships" xmlns:m="http://schemas.openxmlformats.org/officeDocument/2006/math" xmlns:v="urn:schemas-microsoft-com:vml" xmlns:wp14="http://schemas.microsoft.com/office/word/2010/wordprocessingDrawing" xmlns:wp="http://schemas.openxmlformats.org/drawingml/2006/wordprocessingDrawing" xmlns:w10="urn:schemas-microsoft-com:office:word" xmlns:w="http://schemas.openxmlformats.org/wordprocessingml/2006/main" xmlns:w14="http://schemas.microsoft.com/office/word/2010/wordml" xmlns:w15="http://schemas.microsoft.com/office/word/2012/wordml" xmlns:wpg="http://schemas.microsoft.com/office/word/2010/wordprocessingGroup" xmlns:wpi="http://schemas.microsoft.com/office/word/2010/wordprocessingInk" xmlns:wne="http://schemas.microsoft.com/office/word/2006/wordml" xmlns:wps="http://schemas.microsoft.com/office/word/2010/wordprocessingShape" mc:Ignorable="w14 w15 wp14">
+<w:footnotes xmlns:wpc="http://schemas.microsoft.com/office/word/2010/wordprocessingCanvas" xmlns:cx="http://schemas.microsoft.com/office/drawing/2014/chartex" xmlns:mc="http://schemas.openxmlformats.org/markup-compatibility/2006" xmlns:o="urn:schemas-microsoft-com:office:office" xmlns:r="http://schemas.openxmlformats.org/officeDocument/2006/relationships" xmlns:m="http://schemas.openxmlformats.org/officeDocument/2006/math" xmlns:v="urn:schemas-microsoft-com:vml" xmlns:wp14="http://schemas.microsoft.com/office/word/2010/wordprocessingDrawing" xmlns:wp="http://schemas.openxmlformats.org/drawingml/2006/wordprocessingDrawing" xmlns:w10="urn:schemas-microsoft-com:office:word" xmlns:w="http://schemas.openxmlformats.org/wordprocessingml/2006/main" xmlns:w14="http://schemas.microsoft.com/office/word/2010/wordml" xmlns:w15="http://schemas.microsoft.com/office/word/2012/wordml" xmlns:w16se="http://schemas.microsoft.com/office/word/2015/wordml/symex" xmlns:wpg="http://schemas.microsoft.com/office/word/2010/wordprocessingGroup" xmlns:wpi="http://schemas.microsoft.com/office/word/2010/wordprocessingInk" xmlns:wne="http://schemas.microsoft.com/office/word/2006/wordml" xmlns:wps="http://schemas.microsoft.com/office/word/2010/wordprocessingShape" mc:Ignorable="w14 w15 w16se wp14">
   <w:footnote w:type="separator" w:id="-1">
     <w:p>
       <w:r>
@@ -1135,7 +1263,7 @@
 </file>
 
 <file path=word/header1.xml><?xml version="1.0" encoding="utf-8"?>
-<w:hdr xmlns:wpc="http://schemas.microsoft.com/office/word/2010/wordprocessingCanvas" xmlns:mc="http://schemas.openxmlformats.org/markup-compatibility/2006" xmlns:o="urn:schemas-microsoft-com:office:office" xmlns:r="http://schemas.openxmlformats.org/officeDocument/2006/relationships" xmlns:m="http://schemas.openxmlformats.org/officeDocument/2006/math" xmlns:v="urn:schemas-microsoft-com:vml" xmlns:wp14="http://schemas.microsoft.com/office/word/2010/wordprocessingDrawing" xmlns:wp="http://schemas.openxmlformats.org/drawingml/2006/wordprocessingDrawing" xmlns:w10="urn:schemas-microsoft-com:office:word" xmlns:w="http://schemas.openxmlformats.org/wordprocessingml/2006/main" xmlns:w14="http://schemas.microsoft.com/office/word/2010/wordml" xmlns:w15="http://schemas.microsoft.com/office/word/2012/wordml" xmlns:wpg="http://schemas.microsoft.com/office/word/2010/wordprocessingGroup" xmlns:wpi="http://schemas.microsoft.com/office/word/2010/wordprocessingInk" xmlns:wne="http://schemas.microsoft.com/office/word/2006/wordml" xmlns:wps="http://schemas.microsoft.com/office/word/2010/wordprocessingShape" mc:Ignorable="w14 w15 wp14">
+<w:hdr xmlns:wpc="http://schemas.microsoft.com/office/word/2010/wordprocessingCanvas" xmlns:cx="http://schemas.microsoft.com/office/drawing/2014/chartex" xmlns:mc="http://schemas.openxmlformats.org/markup-compatibility/2006" xmlns:o="urn:schemas-microsoft-com:office:office" xmlns:r="http://schemas.openxmlformats.org/officeDocument/2006/relationships" xmlns:m="http://schemas.openxmlformats.org/officeDocument/2006/math" xmlns:v="urn:schemas-microsoft-com:vml" xmlns:wp14="http://schemas.microsoft.com/office/word/2010/wordprocessingDrawing" xmlns:wp="http://schemas.openxmlformats.org/drawingml/2006/wordprocessingDrawing" xmlns:w10="urn:schemas-microsoft-com:office:word" xmlns:w="http://schemas.openxmlformats.org/wordprocessingml/2006/main" xmlns:w14="http://schemas.microsoft.com/office/word/2010/wordml" xmlns:w15="http://schemas.microsoft.com/office/word/2012/wordml" xmlns:w16se="http://schemas.microsoft.com/office/word/2015/wordml/symex" xmlns:wpg="http://schemas.microsoft.com/office/word/2010/wordprocessingGroup" xmlns:wpi="http://schemas.microsoft.com/office/word/2010/wordprocessingInk" xmlns:wne="http://schemas.microsoft.com/office/word/2006/wordml" xmlns:wps="http://schemas.microsoft.com/office/word/2010/wordprocessingShape" mc:Ignorable="w14 w15 w16se wp14">
   <w:p>
     <w:pPr>
       <w:pStyle w:val="Encabezado"/>
@@ -1150,7 +1278,7 @@
         <w:b/>
         <w:noProof/>
         <w:color w:val="17365D" w:themeColor="text2" w:themeShade="BF"/>
-        <w:lang w:val="es-VE" w:eastAsia="es-VE"/>
+        <w:lang w:val="es-ES" w:eastAsia="es-ES"/>
       </w:rPr>
       <w:drawing>
         <wp:anchor distT="0" distB="0" distL="114300" distR="114300" simplePos="0" relativeHeight="251657728" behindDoc="0" locked="0" layoutInCell="1" allowOverlap="1" wp14:anchorId="17CBCEE8" wp14:editId="00CD478B">
@@ -1266,7 +1394,7 @@
 </file>
 
 <file path=word/styles.xml><?xml version="1.0" encoding="utf-8"?>
-<w:styles xmlns:mc="http://schemas.openxmlformats.org/markup-compatibility/2006" xmlns:r="http://schemas.openxmlformats.org/officeDocument/2006/relationships" xmlns:w="http://schemas.openxmlformats.org/wordprocessingml/2006/main" xmlns:w14="http://schemas.microsoft.com/office/word/2010/wordml" xmlns:w15="http://schemas.microsoft.com/office/word/2012/wordml" mc:Ignorable="w14 w15">
+<w:styles xmlns:mc="http://schemas.openxmlformats.org/markup-compatibility/2006" xmlns:r="http://schemas.openxmlformats.org/officeDocument/2006/relationships" xmlns:w="http://schemas.openxmlformats.org/wordprocessingml/2006/main" xmlns:w14="http://schemas.microsoft.com/office/word/2010/wordml" xmlns:w15="http://schemas.microsoft.com/office/word/2012/wordml" xmlns:w16se="http://schemas.microsoft.com/office/word/2015/wordml/symex" mc:Ignorable="w14 w15 w16se">
   <w:docDefaults>
     <w:rPrDefault>
       <w:rPr>

--- a/formatos/5.CONTRATO DEL PASANTE.docx
+++ b/formatos/5.CONTRATO DEL PASANTE.docx
@@ -1,6 +1,6 @@
 
 <file path=word/document.xml><?xml version="1.0" encoding="utf-8"?>
-<w:document xmlns:wpc="http://schemas.microsoft.com/office/word/2010/wordprocessingCanvas" xmlns:cx="http://schemas.microsoft.com/office/drawing/2014/chartex" xmlns:mc="http://schemas.openxmlformats.org/markup-compatibility/2006" xmlns:o="urn:schemas-microsoft-com:office:office" xmlns:r="http://schemas.openxmlformats.org/officeDocument/2006/relationships" xmlns:m="http://schemas.openxmlformats.org/officeDocument/2006/math" xmlns:v="urn:schemas-microsoft-com:vml" xmlns:wp14="http://schemas.microsoft.com/office/word/2010/wordprocessingDrawing" xmlns:wp="http://schemas.openxmlformats.org/drawingml/2006/wordprocessingDrawing" xmlns:w10="urn:schemas-microsoft-com:office:word" xmlns:w="http://schemas.openxmlformats.org/wordprocessingml/2006/main" xmlns:w14="http://schemas.microsoft.com/office/word/2010/wordml" xmlns:w15="http://schemas.microsoft.com/office/word/2012/wordml" xmlns:w16se="http://schemas.microsoft.com/office/word/2015/wordml/symex" xmlns:wpg="http://schemas.microsoft.com/office/word/2010/wordprocessingGroup" xmlns:wpi="http://schemas.microsoft.com/office/word/2010/wordprocessingInk" xmlns:wne="http://schemas.microsoft.com/office/word/2006/wordml" xmlns:wps="http://schemas.microsoft.com/office/word/2010/wordprocessingShape" mc:Ignorable="w14 w15 w16se wp14">
+<w:document xmlns:wpc="http://schemas.microsoft.com/office/word/2010/wordprocessingCanvas" xmlns:cx="http://schemas.microsoft.com/office/drawing/2014/chartex" xmlns:cx1="http://schemas.microsoft.com/office/drawing/2015/9/8/chartex" xmlns:cx2="http://schemas.microsoft.com/office/drawing/2015/10/21/chartex" xmlns:cx3="http://schemas.microsoft.com/office/drawing/2016/5/9/chartex" xmlns:cx4="http://schemas.microsoft.com/office/drawing/2016/5/10/chartex" xmlns:cx5="http://schemas.microsoft.com/office/drawing/2016/5/11/chartex" xmlns:cx6="http://schemas.microsoft.com/office/drawing/2016/5/12/chartex" xmlns:cx7="http://schemas.microsoft.com/office/drawing/2016/5/13/chartex" xmlns:cx8="http://schemas.microsoft.com/office/drawing/2016/5/14/chartex" xmlns:mc="http://schemas.openxmlformats.org/markup-compatibility/2006" xmlns:aink="http://schemas.microsoft.com/office/drawing/2016/ink" xmlns:am3d="http://schemas.microsoft.com/office/drawing/2017/model3d" xmlns:o="urn:schemas-microsoft-com:office:office" xmlns:r="http://schemas.openxmlformats.org/officeDocument/2006/relationships" xmlns:m="http://schemas.openxmlformats.org/officeDocument/2006/math" xmlns:v="urn:schemas-microsoft-com:vml" xmlns:wp14="http://schemas.microsoft.com/office/word/2010/wordprocessingDrawing" xmlns:wp="http://schemas.openxmlformats.org/drawingml/2006/wordprocessingDrawing" xmlns:w10="urn:schemas-microsoft-com:office:word" xmlns:w="http://schemas.openxmlformats.org/wordprocessingml/2006/main" xmlns:w14="http://schemas.microsoft.com/office/word/2010/wordml" xmlns:w15="http://schemas.microsoft.com/office/word/2012/wordml" xmlns:w16cex="http://schemas.microsoft.com/office/word/2018/wordml/cex" xmlns:w16cid="http://schemas.microsoft.com/office/word/2016/wordml/cid" xmlns:w16="http://schemas.microsoft.com/office/word/2018/wordml" xmlns:w16sdtdh="http://schemas.microsoft.com/office/word/2020/wordml/sdtdatahash" xmlns:w16se="http://schemas.microsoft.com/office/word/2015/wordml/symex" xmlns:wpg="http://schemas.microsoft.com/office/word/2010/wordprocessingGroup" xmlns:wpi="http://schemas.microsoft.com/office/word/2010/wordprocessingInk" xmlns:wne="http://schemas.microsoft.com/office/word/2006/wordml" xmlns:wps="http://schemas.microsoft.com/office/word/2010/wordprocessingShape" mc:Ignorable="w14 w15 w16se w16cid w16 w16cex w16sdtdh wp14">
   <w:body>
     <w:p>
       <w:pPr>
@@ -28,7 +28,7 @@
         <mc:AlternateContent>
           <mc:Choice Requires="wps">
             <w:drawing>
-              <wp:anchor distT="0" distB="0" distL="114300" distR="114300" simplePos="0" relativeHeight="251657728" behindDoc="0" locked="0" layoutInCell="1" allowOverlap="1">
+              <wp:anchor distT="0" distB="0" distL="114300" distR="114300" simplePos="0" relativeHeight="251657728" behindDoc="0" locked="0" layoutInCell="1" allowOverlap="1" wp14:anchorId="294317AF" wp14:editId="0DF05F35">
                 <wp:simplePos x="0" y="0"/>
                 <wp:positionH relativeFrom="column">
                   <wp:posOffset>-228600</wp:posOffset>
@@ -133,11 +133,11 @@
           </mc:Choice>
           <mc:Fallback>
             <w:pict>
-              <v:shapetype id="_x0000_t202" coordsize="21600,21600" o:spt="202" path="m,l,21600r21600,l21600,xe">
+              <v:shapetype w14:anchorId="294317AF" id="_x0000_t202" coordsize="21600,21600" o:spt="202" path="m,l,21600r21600,l21600,xe">
                 <v:stroke joinstyle="miter"/>
                 <v:path gradientshapeok="t" o:connecttype="rect"/>
               </v:shapetype>
-              <v:shape id="Text Box 30" o:spid="_x0000_s1026" type="#_x0000_t202" style="position:absolute;left:0;text-align:left;margin-left:-18pt;margin-top:729pt;width:522pt;height:27pt;z-index:251657728;visibility:visible;mso-wrap-style:square;mso-width-percent:0;mso-height-percent:0;mso-wrap-distance-left:9pt;mso-wrap-distance-top:0;mso-wrap-distance-right:9pt;mso-wrap-distance-bottom:0;mso-position-horizontal:absolute;mso-position-horizontal-relative:text;mso-position-vertical:absolute;mso-position-vertical-relative:text;mso-width-percent:0;mso-height-percent:0;mso-width-relative:page;mso-height-relative:page;v-text-anchor:top" o:gfxdata="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" stroked="f">
+              <v:shape id="Text Box 30" o:spid="_x0000_s1026" type="#_x0000_t202" style="position:absolute;left:0;text-align:left;margin-left:-18pt;margin-top:729pt;width:522pt;height:27pt;z-index:251657728;visibility:visible;mso-wrap-style:square;mso-width-percent:0;mso-height-percent:0;mso-wrap-distance-left:9pt;mso-wrap-distance-top:0;mso-wrap-distance-right:9pt;mso-wrap-distance-bottom:0;mso-position-horizontal:absolute;mso-position-horizontal-relative:text;mso-position-vertical:absolute;mso-position-vertical-relative:text;mso-width-percent:0;mso-height-percent:0;mso-width-relative:page;mso-height-relative:page;v-text-anchor:top" o:gfxdata="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" stroked="f">
                 <v:textbox>
                   <w:txbxContent>
                     <w:p>
@@ -227,12 +227,67 @@
           <w:b/>
         </w:rPr>
       </w:pPr>
+      <w:r>
+        <w:rPr>
+          <w:rFonts w:ascii="Arial" w:hAnsi="Arial" w:cs="Arial"/>
+        </w:rPr>
+        <w:t>Yo</w:t>
+      </w:r>
+      <w:r>
+        <w:rPr>
+          <w:rFonts w:ascii="Arial" w:hAnsi="Arial" w:cs="Arial"/>
+        </w:rPr>
+        <w:t xml:space="preserve"> </w:t>
+      </w:r>
       <w:proofErr w:type="gramStart"/>
       <w:r>
         <w:rPr>
           <w:rFonts w:ascii="Arial" w:hAnsi="Arial" w:cs="Arial"/>
         </w:rPr>
-        <w:t>Yo</w:t>
+        <w:t>{{</w:t>
+      </w:r>
+      <w:r>
+        <w:rPr>
+          <w:rFonts w:ascii="Arial" w:hAnsi="Arial" w:cs="Arial"/>
+        </w:rPr>
+        <w:t xml:space="preserve"> estudiante</w:t>
+      </w:r>
+      <w:proofErr w:type="gramEnd"/>
+      <w:r>
+        <w:rPr>
+          <w:rFonts w:ascii="Arial" w:hAnsi="Arial" w:cs="Arial"/>
+        </w:rPr>
+        <w:t xml:space="preserve"> | completo | capitalize </w:t>
+      </w:r>
+      <w:r>
+        <w:rPr>
+          <w:rFonts w:ascii="Arial" w:hAnsi="Arial" w:cs="Arial"/>
+        </w:rPr>
+        <w:t>}}</w:t>
+      </w:r>
+      <w:r>
+        <w:rPr>
+          <w:rFonts w:ascii="Arial" w:hAnsi="Arial" w:cs="Arial"/>
+        </w:rPr>
+        <w:t>,</w:t>
+      </w:r>
+      <w:r>
+        <w:rPr>
+          <w:rFonts w:ascii="Arial" w:hAnsi="Arial" w:cs="Arial"/>
+        </w:rPr>
+        <w:t xml:space="preserve"> portador </w:t>
+      </w:r>
+      <w:r>
+        <w:rPr>
+          <w:rFonts w:ascii="Arial" w:hAnsi="Arial" w:cs="Arial"/>
+        </w:rPr>
+        <w:t>(a)</w:t>
+      </w:r>
+      <w:r>
+        <w:rPr>
+          <w:rFonts w:ascii="Arial" w:hAnsi="Arial" w:cs="Arial"/>
+        </w:rPr>
+        <w:t xml:space="preserve"> de la cedula de Identidad Nº</w:t>
       </w:r>
       <w:r>
         <w:rPr>
@@ -244,96 +299,7 @@
         <w:rPr>
           <w:rFonts w:ascii="Arial" w:hAnsi="Arial" w:cs="Arial"/>
         </w:rPr>
-        <w:t xml:space="preserve"> </w:t>
-      </w:r>
-      <w:r>
-        <w:rPr>
-          <w:rFonts w:ascii="Arial" w:hAnsi="Arial" w:cs="Arial"/>
-        </w:rPr>
-        <w:t>{</w:t>
-      </w:r>
-      <w:proofErr w:type="gramEnd"/>
-      <w:r>
-        <w:rPr>
-          <w:rFonts w:ascii="Arial" w:hAnsi="Arial" w:cs="Arial"/>
-        </w:rPr>
-        <w:t>{</w:t>
-      </w:r>
-      <w:r>
-        <w:rPr>
-          <w:rFonts w:ascii="Arial" w:hAnsi="Arial" w:cs="Arial"/>
-        </w:rPr>
-        <w:t xml:space="preserve"> estudiante | completo | </w:t>
-      </w:r>
-      <w:proofErr w:type="spellStart"/>
-      <w:r>
-        <w:rPr>
-          <w:rFonts w:ascii="Arial" w:hAnsi="Arial" w:cs="Arial"/>
-        </w:rPr>
-        <w:t>capitalize</w:t>
-      </w:r>
-      <w:proofErr w:type="spellEnd"/>
-      <w:r>
-        <w:rPr>
-          <w:rFonts w:ascii="Arial" w:hAnsi="Arial" w:cs="Arial"/>
-        </w:rPr>
-        <w:t xml:space="preserve"> </w:t>
-      </w:r>
-      <w:r>
-        <w:rPr>
-          <w:rFonts w:ascii="Arial" w:hAnsi="Arial" w:cs="Arial"/>
-        </w:rPr>
-        <w:t>}}</w:t>
-      </w:r>
-      <w:r>
-        <w:rPr>
-          <w:rFonts w:ascii="Arial" w:hAnsi="Arial" w:cs="Arial"/>
-        </w:rPr>
-        <w:t>,</w:t>
-      </w:r>
-      <w:r>
-        <w:rPr>
-          <w:rFonts w:ascii="Arial" w:hAnsi="Arial" w:cs="Arial"/>
-        </w:rPr>
-        <w:t xml:space="preserve"> portador </w:t>
-      </w:r>
-      <w:r>
-        <w:rPr>
-          <w:rFonts w:ascii="Arial" w:hAnsi="Arial" w:cs="Arial"/>
-        </w:rPr>
-        <w:t>(a)</w:t>
-      </w:r>
-      <w:r>
-        <w:rPr>
-          <w:rFonts w:ascii="Arial" w:hAnsi="Arial" w:cs="Arial"/>
-        </w:rPr>
-        <w:t xml:space="preserve"> de la cedula de Identidad Nº</w:t>
-      </w:r>
-      <w:r>
-        <w:rPr>
-          <w:rFonts w:ascii="Arial" w:hAnsi="Arial" w:cs="Arial"/>
-        </w:rPr>
-        <w:t xml:space="preserve"> </w:t>
-      </w:r>
-      <w:r>
-        <w:rPr>
-          <w:rFonts w:ascii="Arial" w:hAnsi="Arial" w:cs="Arial"/>
-        </w:rPr>
-        <w:t xml:space="preserve">V- {{ </w:t>
-      </w:r>
-      <w:proofErr w:type="spellStart"/>
-      <w:r>
-        <w:rPr>
-          <w:rFonts w:ascii="Arial" w:hAnsi="Arial" w:cs="Arial"/>
-        </w:rPr>
-        <w:t>estudiante.cedula</w:t>
-      </w:r>
-      <w:proofErr w:type="spellEnd"/>
-      <w:r>
-        <w:rPr>
-          <w:rFonts w:ascii="Arial" w:hAnsi="Arial" w:cs="Arial"/>
-        </w:rPr>
-        <w:t xml:space="preserve"> | miles}}</w:t>
+        <w:t>V- {{ estudiante.cedula | miles}}</w:t>
       </w:r>
       <w:r>
         <w:rPr>
@@ -358,23 +324,7 @@
           <w:rFonts w:ascii="Arial" w:hAnsi="Arial" w:cs="Arial"/>
           <w:u w:val="single"/>
         </w:rPr>
-        <w:t xml:space="preserve">{{ carrera | </w:t>
-      </w:r>
-      <w:proofErr w:type="spellStart"/>
-      <w:r>
-        <w:rPr>
-          <w:rFonts w:ascii="Arial" w:hAnsi="Arial" w:cs="Arial"/>
-          <w:u w:val="single"/>
-        </w:rPr>
-        <w:t>upper</w:t>
-      </w:r>
-      <w:proofErr w:type="spellEnd"/>
-      <w:r>
-        <w:rPr>
-          <w:rFonts w:ascii="Arial" w:hAnsi="Arial" w:cs="Arial"/>
-          <w:u w:val="single"/>
-        </w:rPr>
-        <w:t xml:space="preserve"> }}</w:t>
+        <w:t>{{ carrera | upper }}</w:t>
       </w:r>
       <w:r>
         <w:rPr>
@@ -394,108 +344,65 @@
           <w:u w:val="single"/>
           <w:lang w:val="es-MX"/>
         </w:rPr>
-        <w:t xml:space="preserve">{{ semestre | romanos | </w:t>
-      </w:r>
-      <w:proofErr w:type="spellStart"/>
+        <w:t>{{ semestre | romanos | upper }}</w:t>
+      </w:r>
+      <w:r>
+        <w:rPr>
+          <w:rFonts w:ascii="Arial" w:hAnsi="Arial" w:cs="Arial"/>
+        </w:rPr>
+        <w:t xml:space="preserve"> </w:t>
+      </w:r>
+      <w:r>
+        <w:rPr>
+          <w:rFonts w:ascii="Arial" w:hAnsi="Arial" w:cs="Arial"/>
+        </w:rPr>
+        <w:t xml:space="preserve">lapso académico </w:t>
+      </w:r>
       <w:r>
         <w:rPr>
           <w:rFonts w:ascii="Arial" w:hAnsi="Arial" w:cs="Arial"/>
           <w:u w:val="single"/>
-          <w:lang w:val="es-MX"/>
-        </w:rPr>
-        <w:t>upper</w:t>
-      </w:r>
-      <w:proofErr w:type="spellEnd"/>
+        </w:rPr>
+        <w:t>{{lapso}}</w:t>
+      </w:r>
+      <w:r>
+        <w:rPr>
+          <w:rFonts w:ascii="Arial" w:hAnsi="Arial" w:cs="Arial"/>
+        </w:rPr>
+        <w:t>, me comprometo a realizar la fase de ejecución de la p</w:t>
+      </w:r>
+      <w:r>
+        <w:rPr>
+          <w:rFonts w:ascii="Arial" w:hAnsi="Arial" w:cs="Arial"/>
+        </w:rPr>
+        <w:t>asantía en la o</w:t>
+      </w:r>
+      <w:r>
+        <w:rPr>
+          <w:rFonts w:ascii="Arial" w:hAnsi="Arial" w:cs="Arial"/>
+        </w:rPr>
+        <w:t>rganización</w:t>
+      </w:r>
+      <w:r>
+        <w:rPr>
+          <w:rFonts w:ascii="Arial" w:hAnsi="Arial" w:cs="Arial"/>
+        </w:rPr>
+        <w:t xml:space="preserve"> </w:t>
+      </w:r>
       <w:r>
         <w:rPr>
           <w:rFonts w:ascii="Arial" w:hAnsi="Arial" w:cs="Arial"/>
           <w:u w:val="single"/>
-          <w:lang w:val="es-MX"/>
-        </w:rPr>
-        <w:t xml:space="preserve"> }}</w:t>
-      </w:r>
-      <w:r>
-        <w:rPr>
-          <w:rFonts w:ascii="Arial" w:hAnsi="Arial" w:cs="Arial"/>
-        </w:rPr>
-        <w:t xml:space="preserve"> </w:t>
-      </w:r>
-      <w:r>
-        <w:rPr>
-          <w:rFonts w:ascii="Arial" w:hAnsi="Arial" w:cs="Arial"/>
-        </w:rPr>
-        <w:t xml:space="preserve">lapso académico </w:t>
+        </w:rPr>
+        <w:t>{{</w:t>
       </w:r>
       <w:r>
         <w:rPr>
           <w:rFonts w:ascii="Arial" w:hAnsi="Arial" w:cs="Arial"/>
           <w:u w:val="single"/>
         </w:rPr>
-        <w:t>{{lapso}}</w:t>
-      </w:r>
-      <w:r>
-        <w:rPr>
-          <w:rFonts w:ascii="Arial" w:hAnsi="Arial" w:cs="Arial"/>
-        </w:rPr>
-        <w:t>, me comprometo a realizar la fase de ejecución de la p</w:t>
-      </w:r>
-      <w:r>
-        <w:rPr>
-          <w:rFonts w:ascii="Arial" w:hAnsi="Arial" w:cs="Arial"/>
-        </w:rPr>
-        <w:t>asantía en la o</w:t>
-      </w:r>
-      <w:r>
-        <w:rPr>
-          <w:rFonts w:ascii="Arial" w:hAnsi="Arial" w:cs="Arial"/>
-        </w:rPr>
-        <w:t>rganización</w:t>
-      </w:r>
-      <w:r>
-        <w:rPr>
-          <w:rFonts w:ascii="Arial" w:hAnsi="Arial" w:cs="Arial"/>
-        </w:rPr>
-        <w:t xml:space="preserve"> </w:t>
-      </w:r>
-      <w:r>
-        <w:rPr>
-          <w:rFonts w:ascii="Arial" w:hAnsi="Arial" w:cs="Arial"/>
-          <w:u w:val="single"/>
-        </w:rPr>
-        <w:t>{{</w:t>
-      </w:r>
-      <w:r>
-        <w:rPr>
-          <w:rFonts w:ascii="Arial" w:hAnsi="Arial" w:cs="Arial"/>
-          <w:u w:val="single"/>
-        </w:rPr>
-        <w:t xml:space="preserve"> </w:t>
-      </w:r>
-      <w:proofErr w:type="spellStart"/>
-      <w:r>
-        <w:rPr>
-          <w:rFonts w:ascii="Arial" w:hAnsi="Arial" w:cs="Arial"/>
-          <w:u w:val="single"/>
-        </w:rPr>
-        <w:t>empresa.razon_social</w:t>
-      </w:r>
-      <w:proofErr w:type="spellEnd"/>
-      <w:r>
-        <w:rPr>
-          <w:rFonts w:ascii="Arial" w:hAnsi="Arial" w:cs="Arial"/>
-          <w:u w:val="single"/>
-        </w:rPr>
-        <w:t xml:space="preserve"> | </w:t>
-      </w:r>
-      <w:proofErr w:type="spellStart"/>
-      <w:r>
-        <w:rPr>
-          <w:rFonts w:ascii="Arial" w:hAnsi="Arial" w:cs="Arial"/>
-          <w:u w:val="single"/>
-        </w:rPr>
-        <w:t>capitalize</w:t>
-      </w:r>
-      <w:proofErr w:type="spellEnd"/>
+        <w:t xml:space="preserve"> empresa.razon_social | capitalize</w:t>
+      </w:r>
       <w:r>
         <w:rPr>
           <w:rFonts w:ascii="Arial" w:hAnsi="Arial" w:cs="Arial"/>
@@ -1003,21 +910,7 @@
         <w:rPr>
           <w:rFonts w:ascii="Arial" w:hAnsi="Arial" w:cs="Arial"/>
         </w:rPr>
-        <w:t xml:space="preserve">{{ </w:t>
-      </w:r>
-      <w:proofErr w:type="spellStart"/>
-      <w:r>
-        <w:rPr>
-          <w:rFonts w:ascii="Arial" w:hAnsi="Arial" w:cs="Arial"/>
-        </w:rPr>
-        <w:t>hoy.year</w:t>
-      </w:r>
-      <w:proofErr w:type="spellEnd"/>
-      <w:r>
-        <w:rPr>
-          <w:rFonts w:ascii="Arial" w:hAnsi="Arial" w:cs="Arial"/>
-        </w:rPr>
-        <w:t xml:space="preserve"> }}</w:t>
+        <w:t>{{ hoy.year }}</w:t>
       </w:r>
       <w:r>
         <w:rPr>
@@ -1143,8 +1036,6 @@
         </w:rPr>
         <w:t xml:space="preserve"> </w:t>
       </w:r>
-      <w:bookmarkStart w:id="0" w:name="_GoBack"/>
-      <w:bookmarkEnd w:id="0"/>
       <w:r>
         <w:rPr>
           <w:rFonts w:ascii="Arial" w:hAnsi="Arial" w:cs="Arial"/>
@@ -1225,7 +1116,7 @@
 </file>
 
 <file path=word/endnotes.xml><?xml version="1.0" encoding="utf-8"?>
-<w:endnotes xmlns:wpc="http://schemas.microsoft.com/office/word/2010/wordprocessingCanvas" xmlns:cx="http://schemas.microsoft.com/office/drawing/2014/chartex" xmlns:mc="http://schemas.openxmlformats.org/markup-compatibility/2006" xmlns:o="urn:schemas-microsoft-com:office:office" xmlns:r="http://schemas.openxmlformats.org/officeDocument/2006/relationships" xmlns:m="http://schemas.openxmlformats.org/officeDocument/2006/math" xmlns:v="urn:schemas-microsoft-com:vml" xmlns:wp14="http://schemas.microsoft.com/office/word/2010/wordprocessingDrawing" xmlns:wp="http://schemas.openxmlformats.org/drawingml/2006/wordprocessingDrawing" xmlns:w10="urn:schemas-microsoft-com:office:word" xmlns:w="http://schemas.openxmlformats.org/wordprocessingml/2006/main" xmlns:w14="http://schemas.microsoft.com/office/word/2010/wordml" xmlns:w15="http://schemas.microsoft.com/office/word/2012/wordml" xmlns:w16se="http://schemas.microsoft.com/office/word/2015/wordml/symex" xmlns:wpg="http://schemas.microsoft.com/office/word/2010/wordprocessingGroup" xmlns:wpi="http://schemas.microsoft.com/office/word/2010/wordprocessingInk" xmlns:wne="http://schemas.microsoft.com/office/word/2006/wordml" xmlns:wps="http://schemas.microsoft.com/office/word/2010/wordprocessingShape" mc:Ignorable="w14 w15 w16se wp14">
+<w:endnotes xmlns:wpc="http://schemas.microsoft.com/office/word/2010/wordprocessingCanvas" xmlns:cx="http://schemas.microsoft.com/office/drawing/2014/chartex" xmlns:cx1="http://schemas.microsoft.com/office/drawing/2015/9/8/chartex" xmlns:cx2="http://schemas.microsoft.com/office/drawing/2015/10/21/chartex" xmlns:cx3="http://schemas.microsoft.com/office/drawing/2016/5/9/chartex" xmlns:cx4="http://schemas.microsoft.com/office/drawing/2016/5/10/chartex" xmlns:cx5="http://schemas.microsoft.com/office/drawing/2016/5/11/chartex" xmlns:cx6="http://schemas.microsoft.com/office/drawing/2016/5/12/chartex" xmlns:cx7="http://schemas.microsoft.com/office/drawing/2016/5/13/chartex" xmlns:cx8="http://schemas.microsoft.com/office/drawing/2016/5/14/chartex" xmlns:mc="http://schemas.openxmlformats.org/markup-compatibility/2006" xmlns:aink="http://schemas.microsoft.com/office/drawing/2016/ink" xmlns:am3d="http://schemas.microsoft.com/office/drawing/2017/model3d" xmlns:o="urn:schemas-microsoft-com:office:office" xmlns:r="http://schemas.openxmlformats.org/officeDocument/2006/relationships" xmlns:m="http://schemas.openxmlformats.org/officeDocument/2006/math" xmlns:v="urn:schemas-microsoft-com:vml" xmlns:wp14="http://schemas.microsoft.com/office/word/2010/wordprocessingDrawing" xmlns:wp="http://schemas.openxmlformats.org/drawingml/2006/wordprocessingDrawing" xmlns:w10="urn:schemas-microsoft-com:office:word" xmlns:w="http://schemas.openxmlformats.org/wordprocessingml/2006/main" xmlns:w14="http://schemas.microsoft.com/office/word/2010/wordml" xmlns:w15="http://schemas.microsoft.com/office/word/2012/wordml" xmlns:w16cex="http://schemas.microsoft.com/office/word/2018/wordml/cex" xmlns:w16cid="http://schemas.microsoft.com/office/word/2016/wordml/cid" xmlns:w16="http://schemas.microsoft.com/office/word/2018/wordml" xmlns:w16sdtdh="http://schemas.microsoft.com/office/word/2020/wordml/sdtdatahash" xmlns:w16se="http://schemas.microsoft.com/office/word/2015/wordml/symex" xmlns:wpg="http://schemas.microsoft.com/office/word/2010/wordprocessingGroup" xmlns:wpi="http://schemas.microsoft.com/office/word/2010/wordprocessingInk" xmlns:wne="http://schemas.microsoft.com/office/word/2006/wordml" xmlns:wps="http://schemas.microsoft.com/office/word/2010/wordprocessingShape" mc:Ignorable="w14 w15 w16se w16cid w16 w16cex w16sdtdh wp14">
   <w:endnote w:type="separator" w:id="-1">
     <w:p>
       <w:r>
@@ -1244,7 +1135,7 @@
 </file>
 
 <file path=word/footnotes.xml><?xml version="1.0" encoding="utf-8"?>
-<w:footnotes xmlns:wpc="http://schemas.microsoft.com/office/word/2010/wordprocessingCanvas" xmlns:cx="http://schemas.microsoft.com/office/drawing/2014/chartex" xmlns:mc="http://schemas.openxmlformats.org/markup-compatibility/2006" xmlns:o="urn:schemas-microsoft-com:office:office" xmlns:r="http://schemas.openxmlformats.org/officeDocument/2006/relationships" xmlns:m="http://schemas.openxmlformats.org/officeDocument/2006/math" xmlns:v="urn:schemas-microsoft-com:vml" xmlns:wp14="http://schemas.microsoft.com/office/word/2010/wordprocessingDrawing" xmlns:wp="http://schemas.openxmlformats.org/drawingml/2006/wordprocessingDrawing" xmlns:w10="urn:schemas-microsoft-com:office:word" xmlns:w="http://schemas.openxmlformats.org/wordprocessingml/2006/main" xmlns:w14="http://schemas.microsoft.com/office/word/2010/wordml" xmlns:w15="http://schemas.microsoft.com/office/word/2012/wordml" xmlns:w16se="http://schemas.microsoft.com/office/word/2015/wordml/symex" xmlns:wpg="http://schemas.microsoft.com/office/word/2010/wordprocessingGroup" xmlns:wpi="http://schemas.microsoft.com/office/word/2010/wordprocessingInk" xmlns:wne="http://schemas.microsoft.com/office/word/2006/wordml" xmlns:wps="http://schemas.microsoft.com/office/word/2010/wordprocessingShape" mc:Ignorable="w14 w15 w16se wp14">
+<w:footnotes xmlns:wpc="http://schemas.microsoft.com/office/word/2010/wordprocessingCanvas" xmlns:cx="http://schemas.microsoft.com/office/drawing/2014/chartex" xmlns:cx1="http://schemas.microsoft.com/office/drawing/2015/9/8/chartex" xmlns:cx2="http://schemas.microsoft.com/office/drawing/2015/10/21/chartex" xmlns:cx3="http://schemas.microsoft.com/office/drawing/2016/5/9/chartex" xmlns:cx4="http://schemas.microsoft.com/office/drawing/2016/5/10/chartex" xmlns:cx5="http://schemas.microsoft.com/office/drawing/2016/5/11/chartex" xmlns:cx6="http://schemas.microsoft.com/office/drawing/2016/5/12/chartex" xmlns:cx7="http://schemas.microsoft.com/office/drawing/2016/5/13/chartex" xmlns:cx8="http://schemas.microsoft.com/office/drawing/2016/5/14/chartex" xmlns:mc="http://schemas.openxmlformats.org/markup-compatibility/2006" xmlns:aink="http://schemas.microsoft.com/office/drawing/2016/ink" xmlns:am3d="http://schemas.microsoft.com/office/drawing/2017/model3d" xmlns:o="urn:schemas-microsoft-com:office:office" xmlns:r="http://schemas.openxmlformats.org/officeDocument/2006/relationships" xmlns:m="http://schemas.openxmlformats.org/officeDocument/2006/math" xmlns:v="urn:schemas-microsoft-com:vml" xmlns:wp14="http://schemas.microsoft.com/office/word/2010/wordprocessingDrawing" xmlns:wp="http://schemas.openxmlformats.org/drawingml/2006/wordprocessingDrawing" xmlns:w10="urn:schemas-microsoft-com:office:word" xmlns:w="http://schemas.openxmlformats.org/wordprocessingml/2006/main" xmlns:w14="http://schemas.microsoft.com/office/word/2010/wordml" xmlns:w15="http://schemas.microsoft.com/office/word/2012/wordml" xmlns:w16cex="http://schemas.microsoft.com/office/word/2018/wordml/cex" xmlns:w16cid="http://schemas.microsoft.com/office/word/2016/wordml/cid" xmlns:w16="http://schemas.microsoft.com/office/word/2018/wordml" xmlns:w16sdtdh="http://schemas.microsoft.com/office/word/2020/wordml/sdtdatahash" xmlns:w16se="http://schemas.microsoft.com/office/word/2015/wordml/symex" xmlns:wpg="http://schemas.microsoft.com/office/word/2010/wordprocessingGroup" xmlns:wpi="http://schemas.microsoft.com/office/word/2010/wordprocessingInk" xmlns:wne="http://schemas.microsoft.com/office/word/2006/wordml" xmlns:wps="http://schemas.microsoft.com/office/word/2010/wordprocessingShape" mc:Ignorable="w14 w15 w16se w16cid w16 w16cex w16sdtdh wp14">
   <w:footnote w:type="separator" w:id="-1">
     <w:p>
       <w:r>
@@ -1263,7 +1154,7 @@
 </file>
 
 <file path=word/header1.xml><?xml version="1.0" encoding="utf-8"?>
-<w:hdr xmlns:wpc="http://schemas.microsoft.com/office/word/2010/wordprocessingCanvas" xmlns:cx="http://schemas.microsoft.com/office/drawing/2014/chartex" xmlns:mc="http://schemas.openxmlformats.org/markup-compatibility/2006" xmlns:o="urn:schemas-microsoft-com:office:office" xmlns:r="http://schemas.openxmlformats.org/officeDocument/2006/relationships" xmlns:m="http://schemas.openxmlformats.org/officeDocument/2006/math" xmlns:v="urn:schemas-microsoft-com:vml" xmlns:wp14="http://schemas.microsoft.com/office/word/2010/wordprocessingDrawing" xmlns:wp="http://schemas.openxmlformats.org/drawingml/2006/wordprocessingDrawing" xmlns:w10="urn:schemas-microsoft-com:office:word" xmlns:w="http://schemas.openxmlformats.org/wordprocessingml/2006/main" xmlns:w14="http://schemas.microsoft.com/office/word/2010/wordml" xmlns:w15="http://schemas.microsoft.com/office/word/2012/wordml" xmlns:w16se="http://schemas.microsoft.com/office/word/2015/wordml/symex" xmlns:wpg="http://schemas.microsoft.com/office/word/2010/wordprocessingGroup" xmlns:wpi="http://schemas.microsoft.com/office/word/2010/wordprocessingInk" xmlns:wne="http://schemas.microsoft.com/office/word/2006/wordml" xmlns:wps="http://schemas.microsoft.com/office/word/2010/wordprocessingShape" mc:Ignorable="w14 w15 w16se wp14">
+<w:hdr xmlns:wpc="http://schemas.microsoft.com/office/word/2010/wordprocessingCanvas" xmlns:cx="http://schemas.microsoft.com/office/drawing/2014/chartex" xmlns:cx1="http://schemas.microsoft.com/office/drawing/2015/9/8/chartex" xmlns:cx2="http://schemas.microsoft.com/office/drawing/2015/10/21/chartex" xmlns:cx3="http://schemas.microsoft.com/office/drawing/2016/5/9/chartex" xmlns:cx4="http://schemas.microsoft.com/office/drawing/2016/5/10/chartex" xmlns:cx5="http://schemas.microsoft.com/office/drawing/2016/5/11/chartex" xmlns:cx6="http://schemas.microsoft.com/office/drawing/2016/5/12/chartex" xmlns:cx7="http://schemas.microsoft.com/office/drawing/2016/5/13/chartex" xmlns:cx8="http://schemas.microsoft.com/office/drawing/2016/5/14/chartex" xmlns:mc="http://schemas.openxmlformats.org/markup-compatibility/2006" xmlns:aink="http://schemas.microsoft.com/office/drawing/2016/ink" xmlns:am3d="http://schemas.microsoft.com/office/drawing/2017/model3d" xmlns:o="urn:schemas-microsoft-com:office:office" xmlns:r="http://schemas.openxmlformats.org/officeDocument/2006/relationships" xmlns:m="http://schemas.openxmlformats.org/officeDocument/2006/math" xmlns:v="urn:schemas-microsoft-com:vml" xmlns:wp14="http://schemas.microsoft.com/office/word/2010/wordprocessingDrawing" xmlns:wp="http://schemas.openxmlformats.org/drawingml/2006/wordprocessingDrawing" xmlns:w10="urn:schemas-microsoft-com:office:word" xmlns:w="http://schemas.openxmlformats.org/wordprocessingml/2006/main" xmlns:w14="http://schemas.microsoft.com/office/word/2010/wordml" xmlns:w15="http://schemas.microsoft.com/office/word/2012/wordml" xmlns:w16cex="http://schemas.microsoft.com/office/word/2018/wordml/cex" xmlns:w16cid="http://schemas.microsoft.com/office/word/2016/wordml/cid" xmlns:w16="http://schemas.microsoft.com/office/word/2018/wordml" xmlns:w16sdtdh="http://schemas.microsoft.com/office/word/2020/wordml/sdtdatahash" xmlns:w16se="http://schemas.microsoft.com/office/word/2015/wordml/symex" xmlns:wpg="http://schemas.microsoft.com/office/word/2010/wordprocessingGroup" xmlns:wpi="http://schemas.microsoft.com/office/word/2010/wordprocessingInk" xmlns:wne="http://schemas.microsoft.com/office/word/2006/wordml" xmlns:wps="http://schemas.microsoft.com/office/word/2010/wordprocessingShape" mc:Ignorable="w14 w15 w16se w16cid w16 w16cex w16sdtdh wp14">
   <w:p>
     <w:pPr>
       <w:pStyle w:val="Encabezado"/>
@@ -1281,7 +1172,7 @@
         <w:lang w:val="es-ES" w:eastAsia="es-ES"/>
       </w:rPr>
       <w:drawing>
-        <wp:anchor distT="0" distB="0" distL="114300" distR="114300" simplePos="0" relativeHeight="251657728" behindDoc="0" locked="0" layoutInCell="1" allowOverlap="1" wp14:anchorId="17CBCEE8" wp14:editId="00CD478B">
+        <wp:anchor distT="0" distB="0" distL="114300" distR="114300" simplePos="0" relativeHeight="251657728" behindDoc="0" locked="0" layoutInCell="1" allowOverlap="1" wp14:anchorId="2B88880D" wp14:editId="2FD823B4">
           <wp:simplePos x="0" y="0"/>
           <wp:positionH relativeFrom="column">
             <wp:posOffset>-232410</wp:posOffset>
@@ -1394,7 +1285,7 @@
 </file>
 
 <file path=word/styles.xml><?xml version="1.0" encoding="utf-8"?>
-<w:styles xmlns:mc="http://schemas.openxmlformats.org/markup-compatibility/2006" xmlns:r="http://schemas.openxmlformats.org/officeDocument/2006/relationships" xmlns:w="http://schemas.openxmlformats.org/wordprocessingml/2006/main" xmlns:w14="http://schemas.microsoft.com/office/word/2010/wordml" xmlns:w15="http://schemas.microsoft.com/office/word/2012/wordml" xmlns:w16se="http://schemas.microsoft.com/office/word/2015/wordml/symex" mc:Ignorable="w14 w15 w16se">
+<w:styles xmlns:mc="http://schemas.openxmlformats.org/markup-compatibility/2006" xmlns:r="http://schemas.openxmlformats.org/officeDocument/2006/relationships" xmlns:w="http://schemas.openxmlformats.org/wordprocessingml/2006/main" xmlns:w14="http://schemas.microsoft.com/office/word/2010/wordml" xmlns:w15="http://schemas.microsoft.com/office/word/2012/wordml" xmlns:w16cex="http://schemas.microsoft.com/office/word/2018/wordml/cex" xmlns:w16cid="http://schemas.microsoft.com/office/word/2016/wordml/cid" xmlns:w16="http://schemas.microsoft.com/office/word/2018/wordml" xmlns:w16sdtdh="http://schemas.microsoft.com/office/word/2020/wordml/sdtdatahash" xmlns:w16se="http://schemas.microsoft.com/office/word/2015/wordml/symex" mc:Ignorable="w14 w15 w16se w16cid w16 w16cex w16sdtdh">
   <w:docDefaults>
     <w:rPrDefault>
       <w:rPr>
@@ -1404,7 +1295,7 @@
     </w:rPrDefault>
     <w:pPrDefault/>
   </w:docDefaults>
-  <w:latentStyles w:defLockedState="0" w:defUIPriority="0" w:defSemiHidden="0" w:defUnhideWhenUsed="0" w:defQFormat="0" w:count="371">
+  <w:latentStyles w:defLockedState="0" w:defUIPriority="0" w:defSemiHidden="0" w:defUnhideWhenUsed="0" w:defQFormat="0" w:count="376">
     <w:lsdException w:name="Normal" w:qFormat="1"/>
     <w:lsdException w:name="heading 1" w:qFormat="1"/>
     <w:lsdException w:name="heading 2" w:semiHidden="1" w:unhideWhenUsed="1" w:qFormat="1"/>
@@ -1504,7 +1395,6 @@
     <w:lsdException w:name="HTML Sample" w:semiHidden="1" w:unhideWhenUsed="1"/>
     <w:lsdException w:name="HTML Typewriter" w:semiHidden="1" w:unhideWhenUsed="1"/>
     <w:lsdException w:name="HTML Variable" w:semiHidden="1" w:unhideWhenUsed="1"/>
-    <w:lsdException w:name="Normal Table" w:semiHidden="1" w:unhideWhenUsed="1"/>
     <w:lsdException w:name="annotation subject" w:semiHidden="1" w:unhideWhenUsed="1"/>
     <w:lsdException w:name="No List" w:semiHidden="1" w:unhideWhenUsed="1"/>
     <w:lsdException w:name="Outline List 1" w:semiHidden="1" w:unhideWhenUsed="1"/>
@@ -1547,11 +1437,8 @@
     <w:lsdException w:name="Table Contemporary" w:semiHidden="1" w:unhideWhenUsed="1"/>
     <w:lsdException w:name="Table Elegant" w:semiHidden="1" w:unhideWhenUsed="1"/>
     <w:lsdException w:name="Table Professional" w:semiHidden="1" w:unhideWhenUsed="1"/>
-    <w:lsdException w:name="Table Subtle 1" w:semiHidden="1" w:unhideWhenUsed="1"/>
     <w:lsdException w:name="Table Subtle 2" w:semiHidden="1" w:unhideWhenUsed="1"/>
     <w:lsdException w:name="Table Web 1" w:semiHidden="1" w:unhideWhenUsed="1"/>
-    <w:lsdException w:name="Table Web 2" w:semiHidden="1" w:unhideWhenUsed="1"/>
-    <w:lsdException w:name="Table Web 3" w:semiHidden="1" w:unhideWhenUsed="1"/>
     <w:lsdException w:name="Balloon Text" w:semiHidden="1" w:unhideWhenUsed="1"/>
     <w:lsdException w:name="Table Theme" w:semiHidden="1" w:unhideWhenUsed="1"/>
     <w:lsdException w:name="Placeholder Text" w:semiHidden="1" w:uiPriority="99"/>
@@ -1769,6 +1656,11 @@
     <w:lsdException w:name="List Table 5 Dark Accent 6" w:uiPriority="50"/>
     <w:lsdException w:name="List Table 6 Colorful Accent 6" w:uiPriority="51"/>
     <w:lsdException w:name="List Table 7 Colorful Accent 6" w:uiPriority="52"/>
+    <w:lsdException w:name="Mention" w:semiHidden="1" w:uiPriority="99" w:unhideWhenUsed="1"/>
+    <w:lsdException w:name="Smart Hyperlink" w:semiHidden="1" w:uiPriority="99" w:unhideWhenUsed="1"/>
+    <w:lsdException w:name="Hashtag" w:semiHidden="1" w:uiPriority="99" w:unhideWhenUsed="1"/>
+    <w:lsdException w:name="Unresolved Mention" w:semiHidden="1" w:uiPriority="99" w:unhideWhenUsed="1"/>
+    <w:lsdException w:name="Smart Link" w:semiHidden="1" w:uiPriority="99" w:unhideWhenUsed="1"/>
   </w:latentStyles>
   <w:style w:type="paragraph" w:default="1" w:styleId="Normal">
     <w:name w:val="Normal"/>

--- a/formatos/5.CONTRATO DEL PASANTE.docx
+++ b/formatos/5.CONTRATO DEL PASANTE.docx
@@ -239,67 +239,91 @@
         </w:rPr>
         <w:t xml:space="preserve"> </w:t>
       </w:r>
+      <w:r>
+        <w:rPr>
+          <w:rFonts w:ascii="Arial" w:hAnsi="Arial" w:cs="Arial"/>
+        </w:rPr>
+        <w:t>{{</w:t>
+      </w:r>
+      <w:r>
+        <w:rPr>
+          <w:rFonts w:ascii="Arial" w:hAnsi="Arial" w:cs="Arial"/>
+        </w:rPr>
+        <w:t xml:space="preserve">estudiante | completo | </w:t>
+      </w:r>
+      <w:proofErr w:type="spellStart"/>
+      <w:r>
+        <w:rPr>
+          <w:rFonts w:ascii="Arial" w:hAnsi="Arial" w:cs="Arial"/>
+        </w:rPr>
+        <w:t>capitalize</w:t>
+      </w:r>
+      <w:proofErr w:type="spellEnd"/>
+      <w:r>
+        <w:rPr>
+          <w:rFonts w:ascii="Arial" w:hAnsi="Arial" w:cs="Arial"/>
+        </w:rPr>
+        <w:t>}}</w:t>
+      </w:r>
+      <w:r>
+        <w:rPr>
+          <w:rFonts w:ascii="Arial" w:hAnsi="Arial" w:cs="Arial"/>
+        </w:rPr>
+        <w:t>,</w:t>
+      </w:r>
+      <w:r>
+        <w:rPr>
+          <w:rFonts w:ascii="Arial" w:hAnsi="Arial" w:cs="Arial"/>
+        </w:rPr>
+        <w:t xml:space="preserve"> portador </w:t>
+      </w:r>
+      <w:r>
+        <w:rPr>
+          <w:rFonts w:ascii="Arial" w:hAnsi="Arial" w:cs="Arial"/>
+        </w:rPr>
+        <w:t>(a)</w:t>
+      </w:r>
+      <w:r>
+        <w:rPr>
+          <w:rFonts w:ascii="Arial" w:hAnsi="Arial" w:cs="Arial"/>
+        </w:rPr>
+        <w:t xml:space="preserve"> de la cedula de Identidad </w:t>
+      </w:r>
+      <w:proofErr w:type="spellStart"/>
+      <w:r>
+        <w:rPr>
+          <w:rFonts w:ascii="Arial" w:hAnsi="Arial" w:cs="Arial"/>
+        </w:rPr>
+        <w:t>Nº</w:t>
+      </w:r>
+      <w:proofErr w:type="spellEnd"/>
+      <w:r>
+        <w:rPr>
+          <w:rFonts w:ascii="Arial" w:hAnsi="Arial" w:cs="Arial"/>
+        </w:rPr>
+        <w:t xml:space="preserve"> </w:t>
+      </w:r>
+      <w:r>
+        <w:rPr>
+          <w:rFonts w:ascii="Arial" w:hAnsi="Arial" w:cs="Arial"/>
+        </w:rPr>
+        <w:t>V- {{</w:t>
+      </w:r>
+      <w:proofErr w:type="spellStart"/>
       <w:proofErr w:type="gramStart"/>
       <w:r>
         <w:rPr>
           <w:rFonts w:ascii="Arial" w:hAnsi="Arial" w:cs="Arial"/>
         </w:rPr>
-        <w:t>{{</w:t>
-      </w:r>
-      <w:r>
-        <w:rPr>
-          <w:rFonts w:ascii="Arial" w:hAnsi="Arial" w:cs="Arial"/>
-        </w:rPr>
-        <w:t xml:space="preserve"> estudiante</w:t>
-      </w:r>
+        <w:t>estudiante.cedula</w:t>
+      </w:r>
+      <w:proofErr w:type="spellEnd"/>
       <w:proofErr w:type="gramEnd"/>
       <w:r>
         <w:rPr>
           <w:rFonts w:ascii="Arial" w:hAnsi="Arial" w:cs="Arial"/>
         </w:rPr>
-        <w:t xml:space="preserve"> | completo | capitalize </w:t>
-      </w:r>
-      <w:r>
-        <w:rPr>
-          <w:rFonts w:ascii="Arial" w:hAnsi="Arial" w:cs="Arial"/>
-        </w:rPr>
-        <w:t>}}</w:t>
-      </w:r>
-      <w:r>
-        <w:rPr>
-          <w:rFonts w:ascii="Arial" w:hAnsi="Arial" w:cs="Arial"/>
-        </w:rPr>
-        <w:t>,</w:t>
-      </w:r>
-      <w:r>
-        <w:rPr>
-          <w:rFonts w:ascii="Arial" w:hAnsi="Arial" w:cs="Arial"/>
-        </w:rPr>
-        <w:t xml:space="preserve"> portador </w:t>
-      </w:r>
-      <w:r>
-        <w:rPr>
-          <w:rFonts w:ascii="Arial" w:hAnsi="Arial" w:cs="Arial"/>
-        </w:rPr>
-        <w:t>(a)</w:t>
-      </w:r>
-      <w:r>
-        <w:rPr>
-          <w:rFonts w:ascii="Arial" w:hAnsi="Arial" w:cs="Arial"/>
-        </w:rPr>
-        <w:t xml:space="preserve"> de la cedula de Identidad Nº</w:t>
-      </w:r>
-      <w:r>
-        <w:rPr>
-          <w:rFonts w:ascii="Arial" w:hAnsi="Arial" w:cs="Arial"/>
-        </w:rPr>
-        <w:t xml:space="preserve"> </w:t>
-      </w:r>
-      <w:r>
-        <w:rPr>
-          <w:rFonts w:ascii="Arial" w:hAnsi="Arial" w:cs="Arial"/>
-        </w:rPr>
-        <w:t>V- {{ estudiante.cedula | miles}}</w:t>
+        <w:t xml:space="preserve"> | miles}}</w:t>
       </w:r>
       <w:r>
         <w:rPr>
@@ -324,7 +348,23 @@
           <w:rFonts w:ascii="Arial" w:hAnsi="Arial" w:cs="Arial"/>
           <w:u w:val="single"/>
         </w:rPr>
-        <w:t>{{ carrera | upper }}</w:t>
+        <w:t xml:space="preserve">{{ carrera | </w:t>
+      </w:r>
+      <w:proofErr w:type="spellStart"/>
+      <w:r>
+        <w:rPr>
+          <w:rFonts w:ascii="Arial" w:hAnsi="Arial" w:cs="Arial"/>
+          <w:u w:val="single"/>
+        </w:rPr>
+        <w:t>upper</w:t>
+      </w:r>
+      <w:proofErr w:type="spellEnd"/>
+      <w:r>
+        <w:rPr>
+          <w:rFonts w:ascii="Arial" w:hAnsi="Arial" w:cs="Arial"/>
+          <w:u w:val="single"/>
+        </w:rPr>
+        <w:t xml:space="preserve"> }}</w:t>
       </w:r>
       <w:r>
         <w:rPr>
@@ -344,7 +384,25 @@
           <w:u w:val="single"/>
           <w:lang w:val="es-MX"/>
         </w:rPr>
-        <w:t>{{ semestre | romanos | upper }}</w:t>
+        <w:t xml:space="preserve">{{ semestre | romanos | </w:t>
+      </w:r>
+      <w:proofErr w:type="spellStart"/>
+      <w:r>
+        <w:rPr>
+          <w:rFonts w:ascii="Arial" w:hAnsi="Arial" w:cs="Arial"/>
+          <w:u w:val="single"/>
+          <w:lang w:val="es-MX"/>
+        </w:rPr>
+        <w:t>upper</w:t>
+      </w:r>
+      <w:proofErr w:type="spellEnd"/>
+      <w:r>
+        <w:rPr>
+          <w:rFonts w:ascii="Arial" w:hAnsi="Arial" w:cs="Arial"/>
+          <w:u w:val="single"/>
+          <w:lang w:val="es-MX"/>
+        </w:rPr>
+        <w:t xml:space="preserve"> }}</w:t>
       </w:r>
       <w:r>
         <w:rPr>
@@ -401,13 +459,38 @@
           <w:rFonts w:ascii="Arial" w:hAnsi="Arial" w:cs="Arial"/>
           <w:u w:val="single"/>
         </w:rPr>
-        <w:t xml:space="preserve"> empresa.razon_social | capitalize</w:t>
-      </w:r>
+        <w:t xml:space="preserve"> </w:t>
+      </w:r>
+      <w:proofErr w:type="spellStart"/>
       <w:r>
         <w:rPr>
           <w:rFonts w:ascii="Arial" w:hAnsi="Arial" w:cs="Arial"/>
           <w:u w:val="single"/>
         </w:rPr>
+        <w:t>empresa.razon_social</w:t>
+      </w:r>
+      <w:proofErr w:type="spellEnd"/>
+      <w:r>
+        <w:rPr>
+          <w:rFonts w:ascii="Arial" w:hAnsi="Arial" w:cs="Arial"/>
+          <w:u w:val="single"/>
+        </w:rPr>
+        <w:t xml:space="preserve"> | </w:t>
+      </w:r>
+      <w:proofErr w:type="spellStart"/>
+      <w:r>
+        <w:rPr>
+          <w:rFonts w:ascii="Arial" w:hAnsi="Arial" w:cs="Arial"/>
+          <w:u w:val="single"/>
+        </w:rPr>
+        <w:t>capitalize</w:t>
+      </w:r>
+      <w:proofErr w:type="spellEnd"/>
+      <w:r>
+        <w:rPr>
+          <w:rFonts w:ascii="Arial" w:hAnsi="Arial" w:cs="Arial"/>
+          <w:u w:val="single"/>
+        </w:rPr>
         <w:t>}}</w:t>
       </w:r>
       <w:r>
@@ -476,20 +559,42 @@
         <w:rPr>
           <w:rFonts w:ascii="Arial" w:hAnsi="Arial" w:cs="Arial"/>
         </w:rPr>
-        <w:t>o, en relación a la mencionada fase, s</w:t>
-      </w:r>
-      <w:r>
-        <w:rPr>
-          <w:rFonts w:ascii="Arial" w:hAnsi="Arial" w:cs="Arial"/>
-        </w:rPr>
-        <w:t>ubfases: Formalización, Inducción y Desempeño de Actividades en la organización productiva, así como en la fase Comunicación de Resultados, Subfase</w:t>
-      </w:r>
+        <w:t xml:space="preserve">o, en relación a la mencionada fase, </w:t>
+      </w:r>
+      <w:proofErr w:type="spellStart"/>
       <w:r>
         <w:rPr>
           <w:rFonts w:ascii="Arial" w:hAnsi="Arial" w:cs="Arial"/>
         </w:rPr>
         <w:t>s</w:t>
       </w:r>
+      <w:r>
+        <w:rPr>
+          <w:rFonts w:ascii="Arial" w:hAnsi="Arial" w:cs="Arial"/>
+        </w:rPr>
+        <w:t>ubfases</w:t>
+      </w:r>
+      <w:proofErr w:type="spellEnd"/>
+      <w:r>
+        <w:rPr>
+          <w:rFonts w:ascii="Arial" w:hAnsi="Arial" w:cs="Arial"/>
+        </w:rPr>
+        <w:t xml:space="preserve">: Formalización, Inducción y Desempeño de Actividades en la organización productiva, así como en la fase Comunicación de Resultados, </w:t>
+      </w:r>
+      <w:proofErr w:type="spellStart"/>
+      <w:r>
+        <w:rPr>
+          <w:rFonts w:ascii="Arial" w:hAnsi="Arial" w:cs="Arial"/>
+        </w:rPr>
+        <w:t>Subfase</w:t>
+      </w:r>
+      <w:r>
+        <w:rPr>
+          <w:rFonts w:ascii="Arial" w:hAnsi="Arial" w:cs="Arial"/>
+        </w:rPr>
+        <w:t>s</w:t>
+      </w:r>
+      <w:proofErr w:type="spellEnd"/>
       <w:r>
         <w:rPr>
           <w:rFonts w:ascii="Arial" w:hAnsi="Arial" w:cs="Arial"/>
@@ -862,7 +967,7 @@
         <w:rPr>
           <w:rFonts w:ascii="Arial" w:hAnsi="Arial" w:cs="Arial"/>
         </w:rPr>
-        <w:t xml:space="preserve"> los   días del </w:t>
+        <w:t xml:space="preserve"> los días del </w:t>
       </w:r>
       <w:r>
         <w:rPr>
@@ -870,47 +975,54 @@
         </w:rPr>
         <w:t xml:space="preserve">mes de </w:t>
       </w:r>
+      <w:r>
+        <w:rPr>
+          <w:rFonts w:ascii="Arial" w:hAnsi="Arial" w:cs="Arial"/>
+          <w:u w:val="single"/>
+        </w:rPr>
+        <w:t>{{</w:t>
+      </w:r>
+      <w:r>
+        <w:rPr>
+          <w:rFonts w:ascii="Arial" w:hAnsi="Arial" w:cs="Arial"/>
+          <w:u w:val="single"/>
+        </w:rPr>
+        <w:t>hoy | mes</w:t>
+      </w:r>
+      <w:r>
+        <w:rPr>
+          <w:rFonts w:ascii="Arial" w:hAnsi="Arial" w:cs="Arial"/>
+          <w:u w:val="single"/>
+        </w:rPr>
+        <w:t>}}</w:t>
+      </w:r>
+      <w:r>
+        <w:rPr>
+          <w:rFonts w:ascii="Arial" w:hAnsi="Arial" w:cs="Arial"/>
+        </w:rPr>
+        <w:t xml:space="preserve">, del año </w:t>
+      </w:r>
+      <w:r>
+        <w:rPr>
+          <w:rFonts w:ascii="Arial" w:hAnsi="Arial" w:cs="Arial"/>
+        </w:rPr>
+        <w:t>{{</w:t>
+      </w:r>
+      <w:proofErr w:type="spellStart"/>
       <w:proofErr w:type="gramStart"/>
       <w:r>
         <w:rPr>
           <w:rFonts w:ascii="Arial" w:hAnsi="Arial" w:cs="Arial"/>
-          <w:u w:val="single"/>
-        </w:rPr>
-        <w:t>{{</w:t>
-      </w:r>
-      <w:r>
-        <w:rPr>
-          <w:rFonts w:ascii="Arial" w:hAnsi="Arial" w:cs="Arial"/>
-          <w:u w:val="single"/>
-        </w:rPr>
-        <w:t xml:space="preserve"> hoy</w:t>
-      </w:r>
+        </w:rPr>
+        <w:t>hoy.year</w:t>
+      </w:r>
+      <w:proofErr w:type="spellEnd"/>
       <w:proofErr w:type="gramEnd"/>
       <w:r>
         <w:rPr>
           <w:rFonts w:ascii="Arial" w:hAnsi="Arial" w:cs="Arial"/>
-          <w:u w:val="single"/>
-        </w:rPr>
-        <w:t xml:space="preserve"> | mes </w:t>
-      </w:r>
-      <w:r>
-        <w:rPr>
-          <w:rFonts w:ascii="Arial" w:hAnsi="Arial" w:cs="Arial"/>
-          <w:u w:val="single"/>
-        </w:rPr>
-        <w:t>}}</w:t>
-      </w:r>
-      <w:r>
-        <w:rPr>
-          <w:rFonts w:ascii="Arial" w:hAnsi="Arial" w:cs="Arial"/>
-        </w:rPr>
-        <w:t xml:space="preserve">, del año </w:t>
-      </w:r>
-      <w:r>
-        <w:rPr>
-          <w:rFonts w:ascii="Arial" w:hAnsi="Arial" w:cs="Arial"/>
-        </w:rPr>
-        <w:t>{{ hoy.year }}</w:t>
+        </w:rPr>
+        <w:t xml:space="preserve"> }}</w:t>
       </w:r>
       <w:r>
         <w:rPr>
@@ -1395,6 +1507,7 @@
     <w:lsdException w:name="HTML Sample" w:semiHidden="1" w:unhideWhenUsed="1"/>
     <w:lsdException w:name="HTML Typewriter" w:semiHidden="1" w:unhideWhenUsed="1"/>
     <w:lsdException w:name="HTML Variable" w:semiHidden="1" w:unhideWhenUsed="1"/>
+    <w:lsdException w:name="Normal Table" w:semiHidden="1" w:unhideWhenUsed="1"/>
     <w:lsdException w:name="annotation subject" w:semiHidden="1" w:unhideWhenUsed="1"/>
     <w:lsdException w:name="No List" w:semiHidden="1" w:unhideWhenUsed="1"/>
     <w:lsdException w:name="Outline List 1" w:semiHidden="1" w:unhideWhenUsed="1"/>
@@ -1437,8 +1550,11 @@
     <w:lsdException w:name="Table Contemporary" w:semiHidden="1" w:unhideWhenUsed="1"/>
     <w:lsdException w:name="Table Elegant" w:semiHidden="1" w:unhideWhenUsed="1"/>
     <w:lsdException w:name="Table Professional" w:semiHidden="1" w:unhideWhenUsed="1"/>
+    <w:lsdException w:name="Table Subtle 1" w:semiHidden="1" w:unhideWhenUsed="1"/>
     <w:lsdException w:name="Table Subtle 2" w:semiHidden="1" w:unhideWhenUsed="1"/>
     <w:lsdException w:name="Table Web 1" w:semiHidden="1" w:unhideWhenUsed="1"/>
+    <w:lsdException w:name="Table Web 2" w:semiHidden="1" w:unhideWhenUsed="1"/>
+    <w:lsdException w:name="Table Web 3" w:semiHidden="1" w:unhideWhenUsed="1"/>
     <w:lsdException w:name="Balloon Text" w:semiHidden="1" w:unhideWhenUsed="1"/>
     <w:lsdException w:name="Table Theme" w:semiHidden="1" w:unhideWhenUsed="1"/>
     <w:lsdException w:name="Placeholder Text" w:semiHidden="1" w:uiPriority="99"/>
